--- a/文档/0801作业2-在上一个作业的主题和表的基础上建立一个全栈项目.docx
+++ b/文档/0801作业2-在上一个作业的主题和表的基础上建立一个全栈项目.docx
@@ -44,7 +44,7 @@
           <w:rFonts w:hint="eastAsia"/>
           <w:lang w:val="en-US" w:eastAsia="zh-CN"/>
         </w:rPr>
-        <w:t>完成日期：</w:t>
+        <w:t>完成日期：2023年8月2日</w:t>
       </w:r>
     </w:p>
     <w:p/>
@@ -67,16 +67,16 @@
       <w:pPr>
         <w:ind w:firstLine="420" w:firstLineChars="0"/>
         <w:rPr>
-          <w:rFonts w:hint="eastAsia"/>
-          <w:lang w:val="en-US" w:eastAsia="zh-CN"/>
-        </w:rPr>
-      </w:pPr>
-      <w:r>
-        <w:rPr>
-          <w:rFonts w:hint="eastAsia"/>
-          <w:lang w:val="en-US" w:eastAsia="zh-CN"/>
-        </w:rPr>
-        <w:t>基于上一个作业（对员工表灵活查询）中的表和主题进行全栈开发，要求实现工资管理系统的基本功能，并且要求前端分别使用jsp和vue实现。要求说明使用的技术，前后端交交互的方式等详细信息。</w:t>
+          <w:rFonts w:hint="default"/>
+          <w:lang w:val="en-US" w:eastAsia="zh-CN"/>
+        </w:rPr>
+      </w:pPr>
+      <w:r>
+        <w:rPr>
+          <w:rFonts w:hint="eastAsia"/>
+          <w:lang w:val="en-US" w:eastAsia="zh-CN"/>
+        </w:rPr>
+        <w:t>基于上一个作业（对员工工资表灵活查询）中的表和主题进行全栈开发，要求实现工资管理系统的基本功能，并且要求前端分别使用jsp和vue实现。要求说明使用的技术，前后端交交互的方式等详细信息。要求最好不要出现bug。</w:t>
       </w:r>
     </w:p>
     <w:p>
@@ -131,16 +131,7 @@
           <w:rFonts w:hint="eastAsia"/>
           <w:lang w:val="en-US" w:eastAsia="zh-CN"/>
         </w:rPr>
-        <w:t>或不分离，一个纯前后端分离），我这里jsp后端计划使用伪前后端分离并且通过跨域兼容的方式实现。其他功能就是通过正常的SpringBoot项目开发流程来实现，并且将在项目中使用Knife4j生成项目后端</w:t>
-      </w:r>
-      <w:bookmarkStart w:id="0" w:name="_GoBack"/>
-      <w:bookmarkEnd w:id="0"/>
-      <w:r>
-        <w:rPr>
-          <w:rFonts w:hint="eastAsia"/>
-          <w:lang w:val="en-US" w:eastAsia="zh-CN"/>
-        </w:rPr>
-        <w:t>文档。</w:t>
+        <w:t>或不分离，一个纯前后端分离），我这里jsp后端计划使用伪前后端分离并且通过跨域兼容的方式实现。其他功能就是通过正常的SpringBoot项目开发流程来实现，并且将在项目中使用Knife4j生成项目后端文档。</w:t>
       </w:r>
     </w:p>
     <w:p>
@@ -163,6 +154,22 @@
       <w:pPr>
         <w:ind w:firstLine="420" w:firstLineChars="0"/>
         <w:rPr>
+          <w:rFonts w:hint="default"/>
+          <w:lang w:val="en-US" w:eastAsia="zh-CN"/>
+        </w:rPr>
+      </w:pPr>
+      <w:r>
+        <w:rPr>
+          <w:rFonts w:hint="eastAsia"/>
+          <w:lang w:val="en-US" w:eastAsia="zh-CN"/>
+        </w:rPr>
+        <w:t>大概实现的模式就是管理员可以编辑员工薪资表（必须登录且有权限），员工可以直接通过信息来灵活查询工资，其他的功能还未想到。</w:t>
+      </w:r>
+    </w:p>
+    <w:p>
+      <w:pPr>
+        <w:ind w:firstLine="420" w:firstLineChars="0"/>
+        <w:rPr>
           <w:rFonts w:hint="eastAsia"/>
           <w:lang w:val="en-US" w:eastAsia="zh-CN"/>
         </w:rPr>
@@ -212,7 +219,7 @@
           <w:rFonts w:hint="eastAsia"/>
           <w:lang w:val="en-US" w:eastAsia="zh-CN"/>
         </w:rPr>
-        <w:t>Java后端使用的技术为Spring、SpringBoot、SpringMVC、MyBatis、MybatisPlus、Knife4j、Hutool、Sa-Token</w:t>
+        <w:t>Java后端使用的技术为Spring、SpringBoot、SpringMVC、MyBatis、MybatisPlus、Knife4j、Hutool、Sa-Token。</w:t>
       </w:r>
     </w:p>
     <w:p>
@@ -228,7 +235,7 @@
           <w:rFonts w:hint="eastAsia"/>
           <w:lang w:val="en-US" w:eastAsia="zh-CN"/>
         </w:rPr>
-        <w:t>Jsp前端使用技术为Vue2.0、ElementUI、Axios</w:t>
+        <w:t>Jsp前端使用技术为Vue2.0、ElementUI、Axios。</w:t>
       </w:r>
     </w:p>
     <w:p>
@@ -244,7 +251,7 @@
           <w:rFonts w:hint="eastAsia"/>
           <w:lang w:val="en-US" w:eastAsia="zh-CN"/>
         </w:rPr>
-        <w:t>Vue前端使用技术为Vue3.0、ElementPlus、Axios</w:t>
+        <w:t>Vue前端使用技术为Vue3.0、ElementPlus、Axios。</w:t>
       </w:r>
     </w:p>
     <w:p>
@@ -368,7 +375,1439 @@
           <w:rFonts w:hint="eastAsia"/>
           <w:lang w:val="en-US" w:eastAsia="zh-CN"/>
         </w:rPr>
-        <w:t>管理员账号密码的登录验证功能中使用Hutool中提供的sha1加密方式进行加密之后进行处理</w:t>
+        <w:t>管理员账号密码的登录验证功能中使用Hutool中提供的sha1加密方式进行加密之后进行处理。</w:t>
+      </w:r>
+    </w:p>
+    <w:p>
+      <w:pPr>
+        <w:numPr>
+          <w:ilvl w:val="0"/>
+          <w:numId w:val="1"/>
+        </w:numPr>
+        <w:ind w:left="420" w:leftChars="0" w:hanging="420" w:firstLineChars="0"/>
+        <w:rPr>
+          <w:rFonts w:hint="default"/>
+          <w:lang w:val="en-US" w:eastAsia="zh-CN"/>
+        </w:rPr>
+      </w:pPr>
+      <w:r>
+        <w:rPr>
+          <w:rFonts w:hint="eastAsia"/>
+          <w:lang w:val="en-US" w:eastAsia="zh-CN"/>
+        </w:rPr>
+        <w:t>管理权限方面采用前后端双重鉴权的模式，前端发送敏感请求的时候会先验证登录状态和权限状态，后端接收请求的时候判断当前登录的用户时候进行鉴权（非过滤器）。</w:t>
+      </w:r>
+    </w:p>
+    <w:p>
+      <w:pPr>
+        <w:numPr>
+          <w:ilvl w:val="0"/>
+          <w:numId w:val="1"/>
+        </w:numPr>
+        <w:ind w:left="420" w:leftChars="0" w:hanging="420" w:firstLineChars="0"/>
+        <w:rPr>
+          <w:rFonts w:hint="default"/>
+          <w:lang w:val="en-US" w:eastAsia="zh-CN"/>
+        </w:rPr>
+      </w:pPr>
+      <w:r>
+        <w:rPr>
+          <w:rFonts w:hint="eastAsia"/>
+          <w:lang w:val="en-US" w:eastAsia="zh-CN"/>
+        </w:rPr>
+        <w:t>页面中显示出的按钮对应功能都是已经实现的功能，如有未实现功能或bug严重的功能，后期会进行隐藏处理。</w:t>
+      </w:r>
+    </w:p>
+    <w:p>
+      <w:pPr>
+        <w:numPr>
+          <w:ilvl w:val="0"/>
+          <w:numId w:val="1"/>
+        </w:numPr>
+        <w:ind w:left="420" w:leftChars="0" w:hanging="420" w:firstLineChars="0"/>
+        <w:rPr>
+          <w:rFonts w:hint="default"/>
+          <w:lang w:val="en-US" w:eastAsia="zh-CN"/>
+        </w:rPr>
+      </w:pPr>
+      <w:r>
+        <w:rPr>
+          <w:rFonts w:hint="eastAsia"/>
+          <w:lang w:val="en-US" w:eastAsia="zh-CN"/>
+        </w:rPr>
+        <w:t>前后端交互明细：这两种前端程序均使用axios作为请求框架，请求方式只使用get和post两种，查询等低信息携带的请求使用get，添加删除等敏感、携带参数复杂的请求使用post。后端使用SpringBoot自动装配下的SpringMVC建立Api，前端使用Api对应的请求方式和参数发送请求后，后端业务代表DispatcherServlet处理请求并经过控制器等一系列过程，最终返回视图给前端。前端将异步请求返回的数据交给then方法的参数之后进行判断处理等操作。</w:t>
+      </w:r>
+    </w:p>
+    <w:p>
+      <w:pPr>
+        <w:widowControl w:val="0"/>
+        <w:numPr>
+          <w:numId w:val="0"/>
+        </w:numPr>
+        <w:jc w:val="both"/>
+        <w:rPr>
+          <w:rFonts w:hint="eastAsia"/>
+          <w:lang w:val="en-US" w:eastAsia="zh-CN"/>
+        </w:rPr>
+      </w:pPr>
+    </w:p>
+    <w:p>
+      <w:pPr>
+        <w:widowControl w:val="0"/>
+        <w:numPr>
+          <w:numId w:val="0"/>
+        </w:numPr>
+        <w:jc w:val="both"/>
+        <w:rPr>
+          <w:rFonts w:hint="eastAsia"/>
+          <w:lang w:val="en-US" w:eastAsia="zh-CN"/>
+        </w:rPr>
+      </w:pPr>
+      <w:r>
+        <w:rPr>
+          <w:rFonts w:hint="eastAsia"/>
+          <w:lang w:val="en-US" w:eastAsia="zh-CN"/>
+        </w:rPr>
+        <w:t>状态码：</w:t>
+      </w:r>
+    </w:p>
+    <w:p>
+      <w:pPr>
+        <w:widowControl w:val="0"/>
+        <w:numPr>
+          <w:ilvl w:val="0"/>
+          <w:numId w:val="1"/>
+        </w:numPr>
+        <w:ind w:left="420" w:leftChars="0" w:hanging="420" w:firstLineChars="0"/>
+        <w:jc w:val="both"/>
+        <w:rPr>
+          <w:rFonts w:hint="eastAsia"/>
+          <w:lang w:val="en-US" w:eastAsia="zh-CN"/>
+        </w:rPr>
+      </w:pPr>
+      <w:r>
+        <w:rPr>
+          <w:rFonts w:hint="eastAsia"/>
+          <w:lang w:val="en-US" w:eastAsia="zh-CN"/>
+        </w:rPr>
+        <w:t>失败：198</w:t>
+      </w:r>
+    </w:p>
+    <w:p>
+      <w:pPr>
+        <w:widowControl w:val="0"/>
+        <w:numPr>
+          <w:ilvl w:val="0"/>
+          <w:numId w:val="1"/>
+        </w:numPr>
+        <w:ind w:left="420" w:leftChars="0" w:hanging="420" w:firstLineChars="0"/>
+        <w:jc w:val="both"/>
+        <w:rPr>
+          <w:rFonts w:hint="default"/>
+          <w:lang w:val="en-US" w:eastAsia="zh-CN"/>
+        </w:rPr>
+      </w:pPr>
+      <w:r>
+        <w:rPr>
+          <w:rFonts w:hint="eastAsia"/>
+          <w:lang w:val="en-US" w:eastAsia="zh-CN"/>
+        </w:rPr>
+        <w:t>成功：200</w:t>
+      </w:r>
+    </w:p>
+    <w:p>
+      <w:pPr>
+        <w:widowControl w:val="0"/>
+        <w:numPr>
+          <w:ilvl w:val="0"/>
+          <w:numId w:val="1"/>
+        </w:numPr>
+        <w:ind w:left="420" w:leftChars="0" w:hanging="420" w:firstLineChars="0"/>
+        <w:jc w:val="both"/>
+        <w:rPr>
+          <w:rFonts w:hint="default"/>
+          <w:lang w:val="en-US" w:eastAsia="zh-CN"/>
+        </w:rPr>
+      </w:pPr>
+      <w:r>
+        <w:rPr>
+          <w:rFonts w:hint="eastAsia"/>
+          <w:lang w:val="en-US" w:eastAsia="zh-CN"/>
+        </w:rPr>
+        <w:t>失败：400</w:t>
+      </w:r>
+    </w:p>
+    <w:p>
+      <w:pPr>
+        <w:widowControl w:val="0"/>
+        <w:numPr>
+          <w:ilvl w:val="0"/>
+          <w:numId w:val="1"/>
+        </w:numPr>
+        <w:ind w:left="420" w:leftChars="0" w:hanging="420" w:firstLineChars="0"/>
+        <w:jc w:val="both"/>
+        <w:rPr>
+          <w:rFonts w:hint="default"/>
+          <w:lang w:val="en-US" w:eastAsia="zh-CN"/>
+        </w:rPr>
+      </w:pPr>
+      <w:r>
+        <w:rPr>
+          <w:rFonts w:hint="eastAsia"/>
+          <w:lang w:val="en-US" w:eastAsia="zh-CN"/>
+        </w:rPr>
+        <w:t>未登录或权限不足：201</w:t>
+      </w:r>
+    </w:p>
+    <w:p>
+      <w:pPr>
+        <w:widowControl w:val="0"/>
+        <w:numPr>
+          <w:numId w:val="0"/>
+        </w:numPr>
+        <w:ind w:leftChars="0"/>
+        <w:jc w:val="both"/>
+        <w:rPr>
+          <w:rFonts w:hint="eastAsia"/>
+          <w:lang w:val="en-US" w:eastAsia="zh-CN"/>
+        </w:rPr>
+      </w:pPr>
+    </w:p>
+    <w:p>
+      <w:pPr>
+        <w:widowControl w:val="0"/>
+        <w:numPr>
+          <w:numId w:val="0"/>
+        </w:numPr>
+        <w:ind w:leftChars="0"/>
+        <w:jc w:val="both"/>
+        <w:rPr>
+          <w:rFonts w:hint="eastAsia"/>
+          <w:lang w:val="en-US" w:eastAsia="zh-CN"/>
+        </w:rPr>
+      </w:pPr>
+      <w:r>
+        <w:rPr>
+          <w:rFonts w:hint="eastAsia"/>
+          <w:lang w:val="en-US" w:eastAsia="zh-CN"/>
+        </w:rPr>
+        <w:t>页面</w:t>
+      </w:r>
+      <w:bookmarkStart w:id="0" w:name="_GoBack"/>
+      <w:bookmarkEnd w:id="0"/>
+      <w:r>
+        <w:rPr>
+          <w:rFonts w:hint="eastAsia"/>
+          <w:lang w:val="en-US" w:eastAsia="zh-CN"/>
+        </w:rPr>
+        <w:t>截图：</w:t>
+      </w:r>
+    </w:p>
+    <w:p>
+      <w:pPr>
+        <w:widowControl w:val="0"/>
+        <w:numPr>
+          <w:numId w:val="0"/>
+        </w:numPr>
+        <w:ind w:leftChars="0" w:firstLine="420" w:firstLineChars="0"/>
+        <w:jc w:val="both"/>
+        <w:rPr>
+          <w:rFonts w:hint="eastAsia"/>
+          <w:sz w:val="18"/>
+          <w:szCs w:val="21"/>
+          <w:lang w:val="en-US" w:eastAsia="zh-CN"/>
+        </w:rPr>
+      </w:pPr>
+      <w:r>
+        <w:rPr>
+          <w:rFonts w:hint="eastAsia"/>
+          <w:sz w:val="18"/>
+          <w:szCs w:val="21"/>
+          <w:lang w:val="en-US" w:eastAsia="zh-CN"/>
+        </w:rPr>
+        <w:t>Vue门户导航</w:t>
+      </w:r>
+    </w:p>
+    <w:p>
+      <w:pPr>
+        <w:widowControl w:val="0"/>
+        <w:numPr>
+          <w:numId w:val="0"/>
+        </w:numPr>
+        <w:ind w:leftChars="0" w:firstLine="420" w:firstLineChars="0"/>
+        <w:jc w:val="both"/>
+      </w:pPr>
+      <w:r>
+        <w:drawing>
+          <wp:inline distT="0" distB="0" distL="114300" distR="114300">
+            <wp:extent cx="5260975" cy="2538095"/>
+            <wp:effectExtent l="0" t="0" r="12065" b="6985"/>
+            <wp:docPr id="1" name="图片 1"/>
+            <wp:cNvGraphicFramePr>
+              <a:graphicFrameLocks xmlns:a="http://schemas.openxmlformats.org/drawingml/2006/main" noChangeAspect="1"/>
+            </wp:cNvGraphicFramePr>
+            <a:graphic xmlns:a="http://schemas.openxmlformats.org/drawingml/2006/main">
+              <a:graphicData uri="http://schemas.openxmlformats.org/drawingml/2006/picture">
+                <pic:pic xmlns:pic="http://schemas.openxmlformats.org/drawingml/2006/picture">
+                  <pic:nvPicPr>
+                    <pic:cNvPr id="1" name="图片 1"/>
+                    <pic:cNvPicPr>
+                      <a:picLocks noChangeAspect="1"/>
+                    </pic:cNvPicPr>
+                  </pic:nvPicPr>
+                  <pic:blipFill>
+                    <a:blip r:embed="rId4"/>
+                    <a:stretch>
+                      <a:fillRect/>
+                    </a:stretch>
+                  </pic:blipFill>
+                  <pic:spPr>
+                    <a:xfrm>
+                      <a:off x="0" y="0"/>
+                      <a:ext cx="5260975" cy="2538095"/>
+                    </a:xfrm>
+                    <a:prstGeom prst="rect">
+                      <a:avLst/>
+                    </a:prstGeom>
+                    <a:noFill/>
+                    <a:ln>
+                      <a:noFill/>
+                    </a:ln>
+                  </pic:spPr>
+                </pic:pic>
+              </a:graphicData>
+            </a:graphic>
+          </wp:inline>
+        </w:drawing>
+      </w:r>
+    </w:p>
+    <w:p>
+      <w:pPr>
+        <w:widowControl w:val="0"/>
+        <w:numPr>
+          <w:ilvl w:val="0"/>
+          <w:numId w:val="0"/>
+        </w:numPr>
+        <w:ind w:leftChars="0" w:firstLine="420" w:firstLineChars="0"/>
+        <w:jc w:val="both"/>
+        <w:rPr>
+          <w:rFonts w:hint="eastAsia"/>
+          <w:sz w:val="18"/>
+          <w:szCs w:val="21"/>
+          <w:lang w:val="en-US" w:eastAsia="zh-CN"/>
+        </w:rPr>
+      </w:pPr>
+      <w:r>
+        <w:rPr>
+          <w:rFonts w:hint="eastAsia"/>
+          <w:sz w:val="18"/>
+          <w:szCs w:val="21"/>
+          <w:lang w:val="en-US" w:eastAsia="zh-CN"/>
+        </w:rPr>
+        <w:t>Vue登录界面</w:t>
+      </w:r>
+    </w:p>
+    <w:p>
+      <w:pPr>
+        <w:widowControl w:val="0"/>
+        <w:numPr>
+          <w:ilvl w:val="0"/>
+          <w:numId w:val="0"/>
+        </w:numPr>
+        <w:ind w:leftChars="0" w:firstLine="420" w:firstLineChars="0"/>
+        <w:jc w:val="both"/>
+        <w:rPr>
+          <w:rFonts w:hint="eastAsia"/>
+          <w:sz w:val="18"/>
+          <w:szCs w:val="21"/>
+          <w:lang w:val="en-US" w:eastAsia="zh-CN"/>
+        </w:rPr>
+      </w:pPr>
+      <w:r>
+        <w:drawing>
+          <wp:inline distT="0" distB="0" distL="114300" distR="114300">
+            <wp:extent cx="5260975" cy="2538095"/>
+            <wp:effectExtent l="0" t="0" r="12065" b="6985"/>
+            <wp:docPr id="2" name="图片 2"/>
+            <wp:cNvGraphicFramePr>
+              <a:graphicFrameLocks xmlns:a="http://schemas.openxmlformats.org/drawingml/2006/main" noChangeAspect="1"/>
+            </wp:cNvGraphicFramePr>
+            <a:graphic xmlns:a="http://schemas.openxmlformats.org/drawingml/2006/main">
+              <a:graphicData uri="http://schemas.openxmlformats.org/drawingml/2006/picture">
+                <pic:pic xmlns:pic="http://schemas.openxmlformats.org/drawingml/2006/picture">
+                  <pic:nvPicPr>
+                    <pic:cNvPr id="2" name="图片 2"/>
+                    <pic:cNvPicPr>
+                      <a:picLocks noChangeAspect="1"/>
+                    </pic:cNvPicPr>
+                  </pic:nvPicPr>
+                  <pic:blipFill>
+                    <a:blip r:embed="rId5"/>
+                    <a:stretch>
+                      <a:fillRect/>
+                    </a:stretch>
+                  </pic:blipFill>
+                  <pic:spPr>
+                    <a:xfrm>
+                      <a:off x="0" y="0"/>
+                      <a:ext cx="5260975" cy="2538095"/>
+                    </a:xfrm>
+                    <a:prstGeom prst="rect">
+                      <a:avLst/>
+                    </a:prstGeom>
+                    <a:noFill/>
+                    <a:ln>
+                      <a:noFill/>
+                    </a:ln>
+                  </pic:spPr>
+                </pic:pic>
+              </a:graphicData>
+            </a:graphic>
+          </wp:inline>
+        </w:drawing>
+      </w:r>
+    </w:p>
+    <w:p>
+      <w:pPr>
+        <w:widowControl w:val="0"/>
+        <w:numPr>
+          <w:ilvl w:val="0"/>
+          <w:numId w:val="0"/>
+        </w:numPr>
+        <w:ind w:leftChars="0" w:firstLine="420" w:firstLineChars="0"/>
+        <w:jc w:val="both"/>
+        <w:rPr>
+          <w:rFonts w:hint="eastAsia"/>
+          <w:sz w:val="18"/>
+          <w:szCs w:val="21"/>
+          <w:lang w:val="en-US" w:eastAsia="zh-CN"/>
+        </w:rPr>
+      </w:pPr>
+      <w:r>
+        <w:rPr>
+          <w:rFonts w:hint="eastAsia"/>
+          <w:sz w:val="18"/>
+          <w:szCs w:val="21"/>
+          <w:lang w:val="en-US" w:eastAsia="zh-CN"/>
+        </w:rPr>
+        <w:t>Vue注册界面</w:t>
+      </w:r>
+    </w:p>
+    <w:p>
+      <w:pPr>
+        <w:widowControl w:val="0"/>
+        <w:numPr>
+          <w:numId w:val="0"/>
+        </w:numPr>
+        <w:ind w:leftChars="0" w:firstLine="420" w:firstLineChars="0"/>
+        <w:jc w:val="both"/>
+      </w:pPr>
+      <w:r>
+        <w:drawing>
+          <wp:inline distT="0" distB="0" distL="114300" distR="114300">
+            <wp:extent cx="5260975" cy="2538095"/>
+            <wp:effectExtent l="0" t="0" r="12065" b="6985"/>
+            <wp:docPr id="3" name="图片 3"/>
+            <wp:cNvGraphicFramePr>
+              <a:graphicFrameLocks xmlns:a="http://schemas.openxmlformats.org/drawingml/2006/main" noChangeAspect="1"/>
+            </wp:cNvGraphicFramePr>
+            <a:graphic xmlns:a="http://schemas.openxmlformats.org/drawingml/2006/main">
+              <a:graphicData uri="http://schemas.openxmlformats.org/drawingml/2006/picture">
+                <pic:pic xmlns:pic="http://schemas.openxmlformats.org/drawingml/2006/picture">
+                  <pic:nvPicPr>
+                    <pic:cNvPr id="3" name="图片 3"/>
+                    <pic:cNvPicPr>
+                      <a:picLocks noChangeAspect="1"/>
+                    </pic:cNvPicPr>
+                  </pic:nvPicPr>
+                  <pic:blipFill>
+                    <a:blip r:embed="rId6"/>
+                    <a:stretch>
+                      <a:fillRect/>
+                    </a:stretch>
+                  </pic:blipFill>
+                  <pic:spPr>
+                    <a:xfrm>
+                      <a:off x="0" y="0"/>
+                      <a:ext cx="5260975" cy="2538095"/>
+                    </a:xfrm>
+                    <a:prstGeom prst="rect">
+                      <a:avLst/>
+                    </a:prstGeom>
+                    <a:noFill/>
+                    <a:ln>
+                      <a:noFill/>
+                    </a:ln>
+                  </pic:spPr>
+                </pic:pic>
+              </a:graphicData>
+            </a:graphic>
+          </wp:inline>
+        </w:drawing>
+      </w:r>
+    </w:p>
+    <w:p>
+      <w:pPr>
+        <w:widowControl w:val="0"/>
+        <w:numPr>
+          <w:ilvl w:val="0"/>
+          <w:numId w:val="0"/>
+        </w:numPr>
+        <w:ind w:leftChars="0" w:firstLine="420" w:firstLineChars="0"/>
+        <w:jc w:val="both"/>
+        <w:rPr>
+          <w:rFonts w:hint="eastAsia"/>
+          <w:sz w:val="18"/>
+          <w:szCs w:val="21"/>
+          <w:lang w:val="en-US" w:eastAsia="zh-CN"/>
+        </w:rPr>
+      </w:pPr>
+      <w:r>
+        <w:rPr>
+          <w:rFonts w:hint="eastAsia"/>
+          <w:sz w:val="18"/>
+          <w:szCs w:val="21"/>
+          <w:lang w:val="en-US" w:eastAsia="zh-CN"/>
+        </w:rPr>
+        <w:t>Vue未登录自动跳转</w:t>
+      </w:r>
+    </w:p>
+    <w:p>
+      <w:pPr>
+        <w:widowControl w:val="0"/>
+        <w:numPr>
+          <w:numId w:val="0"/>
+        </w:numPr>
+        <w:ind w:leftChars="0" w:firstLine="420" w:firstLineChars="0"/>
+        <w:jc w:val="both"/>
+      </w:pPr>
+      <w:r>
+        <w:drawing>
+          <wp:inline distT="0" distB="0" distL="114300" distR="114300">
+            <wp:extent cx="5260975" cy="2538095"/>
+            <wp:effectExtent l="0" t="0" r="12065" b="6985"/>
+            <wp:docPr id="4" name="图片 4"/>
+            <wp:cNvGraphicFramePr>
+              <a:graphicFrameLocks xmlns:a="http://schemas.openxmlformats.org/drawingml/2006/main" noChangeAspect="1"/>
+            </wp:cNvGraphicFramePr>
+            <a:graphic xmlns:a="http://schemas.openxmlformats.org/drawingml/2006/main">
+              <a:graphicData uri="http://schemas.openxmlformats.org/drawingml/2006/picture">
+                <pic:pic xmlns:pic="http://schemas.openxmlformats.org/drawingml/2006/picture">
+                  <pic:nvPicPr>
+                    <pic:cNvPr id="4" name="图片 4"/>
+                    <pic:cNvPicPr>
+                      <a:picLocks noChangeAspect="1"/>
+                    </pic:cNvPicPr>
+                  </pic:nvPicPr>
+                  <pic:blipFill>
+                    <a:blip r:embed="rId7"/>
+                    <a:stretch>
+                      <a:fillRect/>
+                    </a:stretch>
+                  </pic:blipFill>
+                  <pic:spPr>
+                    <a:xfrm>
+                      <a:off x="0" y="0"/>
+                      <a:ext cx="5260975" cy="2538095"/>
+                    </a:xfrm>
+                    <a:prstGeom prst="rect">
+                      <a:avLst/>
+                    </a:prstGeom>
+                    <a:noFill/>
+                    <a:ln>
+                      <a:noFill/>
+                    </a:ln>
+                  </pic:spPr>
+                </pic:pic>
+              </a:graphicData>
+            </a:graphic>
+          </wp:inline>
+        </w:drawing>
+      </w:r>
+    </w:p>
+    <w:p>
+      <w:pPr>
+        <w:widowControl w:val="0"/>
+        <w:numPr>
+          <w:ilvl w:val="0"/>
+          <w:numId w:val="0"/>
+        </w:numPr>
+        <w:ind w:leftChars="0" w:firstLine="420" w:firstLineChars="0"/>
+        <w:jc w:val="both"/>
+        <w:rPr>
+          <w:rFonts w:hint="eastAsia"/>
+          <w:sz w:val="18"/>
+          <w:szCs w:val="21"/>
+          <w:lang w:val="en-US" w:eastAsia="zh-CN"/>
+        </w:rPr>
+      </w:pPr>
+      <w:r>
+        <w:rPr>
+          <w:rFonts w:hint="eastAsia"/>
+          <w:sz w:val="18"/>
+          <w:szCs w:val="21"/>
+          <w:lang w:val="en-US" w:eastAsia="zh-CN"/>
+        </w:rPr>
+        <w:t>Vue已登录进行管理</w:t>
+      </w:r>
+    </w:p>
+    <w:p>
+      <w:pPr>
+        <w:widowControl w:val="0"/>
+        <w:numPr>
+          <w:numId w:val="0"/>
+        </w:numPr>
+        <w:ind w:leftChars="0" w:firstLine="420" w:firstLineChars="0"/>
+        <w:jc w:val="both"/>
+      </w:pPr>
+      <w:r>
+        <w:drawing>
+          <wp:inline distT="0" distB="0" distL="114300" distR="114300">
+            <wp:extent cx="5260975" cy="2538095"/>
+            <wp:effectExtent l="0" t="0" r="12065" b="6985"/>
+            <wp:docPr id="5" name="图片 5"/>
+            <wp:cNvGraphicFramePr>
+              <a:graphicFrameLocks xmlns:a="http://schemas.openxmlformats.org/drawingml/2006/main" noChangeAspect="1"/>
+            </wp:cNvGraphicFramePr>
+            <a:graphic xmlns:a="http://schemas.openxmlformats.org/drawingml/2006/main">
+              <a:graphicData uri="http://schemas.openxmlformats.org/drawingml/2006/picture">
+                <pic:pic xmlns:pic="http://schemas.openxmlformats.org/drawingml/2006/picture">
+                  <pic:nvPicPr>
+                    <pic:cNvPr id="5" name="图片 5"/>
+                    <pic:cNvPicPr>
+                      <a:picLocks noChangeAspect="1"/>
+                    </pic:cNvPicPr>
+                  </pic:nvPicPr>
+                  <pic:blipFill>
+                    <a:blip r:embed="rId8"/>
+                    <a:stretch>
+                      <a:fillRect/>
+                    </a:stretch>
+                  </pic:blipFill>
+                  <pic:spPr>
+                    <a:xfrm>
+                      <a:off x="0" y="0"/>
+                      <a:ext cx="5260975" cy="2538095"/>
+                    </a:xfrm>
+                    <a:prstGeom prst="rect">
+                      <a:avLst/>
+                    </a:prstGeom>
+                    <a:noFill/>
+                    <a:ln>
+                      <a:noFill/>
+                    </a:ln>
+                  </pic:spPr>
+                </pic:pic>
+              </a:graphicData>
+            </a:graphic>
+          </wp:inline>
+        </w:drawing>
+      </w:r>
+    </w:p>
+    <w:p>
+      <w:pPr>
+        <w:widowControl w:val="0"/>
+        <w:numPr>
+          <w:ilvl w:val="0"/>
+          <w:numId w:val="0"/>
+        </w:numPr>
+        <w:ind w:leftChars="0" w:firstLine="420" w:firstLineChars="0"/>
+        <w:jc w:val="both"/>
+        <w:rPr>
+          <w:rFonts w:hint="eastAsia"/>
+          <w:sz w:val="18"/>
+          <w:szCs w:val="21"/>
+          <w:lang w:val="en-US" w:eastAsia="zh-CN"/>
+        </w:rPr>
+      </w:pPr>
+      <w:r>
+        <w:rPr>
+          <w:rFonts w:hint="eastAsia"/>
+          <w:sz w:val="18"/>
+          <w:szCs w:val="21"/>
+          <w:lang w:val="en-US" w:eastAsia="zh-CN"/>
+        </w:rPr>
+        <w:t>Vue添加信息</w:t>
+      </w:r>
+    </w:p>
+    <w:p>
+      <w:pPr>
+        <w:widowControl w:val="0"/>
+        <w:numPr>
+          <w:numId w:val="0"/>
+        </w:numPr>
+        <w:ind w:leftChars="0" w:firstLine="420" w:firstLineChars="0"/>
+        <w:jc w:val="both"/>
+        <w:rPr>
+          <w:rFonts w:hint="default"/>
+          <w:lang w:val="en-US" w:eastAsia="zh-CN"/>
+        </w:rPr>
+      </w:pPr>
+      <w:r>
+        <w:drawing>
+          <wp:inline distT="0" distB="0" distL="114300" distR="114300">
+            <wp:extent cx="5260975" cy="2538095"/>
+            <wp:effectExtent l="0" t="0" r="12065" b="6985"/>
+            <wp:docPr id="7" name="图片 7"/>
+            <wp:cNvGraphicFramePr>
+              <a:graphicFrameLocks xmlns:a="http://schemas.openxmlformats.org/drawingml/2006/main" noChangeAspect="1"/>
+            </wp:cNvGraphicFramePr>
+            <a:graphic xmlns:a="http://schemas.openxmlformats.org/drawingml/2006/main">
+              <a:graphicData uri="http://schemas.openxmlformats.org/drawingml/2006/picture">
+                <pic:pic xmlns:pic="http://schemas.openxmlformats.org/drawingml/2006/picture">
+                  <pic:nvPicPr>
+                    <pic:cNvPr id="7" name="图片 7"/>
+                    <pic:cNvPicPr>
+                      <a:picLocks noChangeAspect="1"/>
+                    </pic:cNvPicPr>
+                  </pic:nvPicPr>
+                  <pic:blipFill>
+                    <a:blip r:embed="rId9"/>
+                    <a:stretch>
+                      <a:fillRect/>
+                    </a:stretch>
+                  </pic:blipFill>
+                  <pic:spPr>
+                    <a:xfrm>
+                      <a:off x="0" y="0"/>
+                      <a:ext cx="5260975" cy="2538095"/>
+                    </a:xfrm>
+                    <a:prstGeom prst="rect">
+                      <a:avLst/>
+                    </a:prstGeom>
+                    <a:noFill/>
+                    <a:ln>
+                      <a:noFill/>
+                    </a:ln>
+                  </pic:spPr>
+                </pic:pic>
+              </a:graphicData>
+            </a:graphic>
+          </wp:inline>
+        </w:drawing>
+      </w:r>
+    </w:p>
+    <w:p>
+      <w:pPr>
+        <w:widowControl w:val="0"/>
+        <w:numPr>
+          <w:ilvl w:val="0"/>
+          <w:numId w:val="0"/>
+        </w:numPr>
+        <w:ind w:leftChars="0" w:firstLine="420" w:firstLineChars="0"/>
+        <w:jc w:val="both"/>
+        <w:rPr>
+          <w:rFonts w:hint="eastAsia"/>
+          <w:sz w:val="18"/>
+          <w:szCs w:val="21"/>
+          <w:lang w:val="en-US" w:eastAsia="zh-CN"/>
+        </w:rPr>
+      </w:pPr>
+      <w:r>
+        <w:rPr>
+          <w:rFonts w:hint="eastAsia"/>
+          <w:sz w:val="18"/>
+          <w:szCs w:val="21"/>
+          <w:lang w:val="en-US" w:eastAsia="zh-CN"/>
+        </w:rPr>
+        <w:t>Vue编辑信息</w:t>
+      </w:r>
+    </w:p>
+    <w:p>
+      <w:pPr>
+        <w:widowControl w:val="0"/>
+        <w:numPr>
+          <w:numId w:val="0"/>
+        </w:numPr>
+        <w:ind w:leftChars="0" w:firstLine="420" w:firstLineChars="0"/>
+        <w:jc w:val="both"/>
+        <w:rPr>
+          <w:rFonts w:hint="default"/>
+          <w:lang w:val="en-US" w:eastAsia="zh-CN"/>
+        </w:rPr>
+      </w:pPr>
+      <w:r>
+        <w:drawing>
+          <wp:inline distT="0" distB="0" distL="114300" distR="114300">
+            <wp:extent cx="5260975" cy="2538095"/>
+            <wp:effectExtent l="0" t="0" r="12065" b="6985"/>
+            <wp:docPr id="11" name="图片 11"/>
+            <wp:cNvGraphicFramePr>
+              <a:graphicFrameLocks xmlns:a="http://schemas.openxmlformats.org/drawingml/2006/main" noChangeAspect="1"/>
+            </wp:cNvGraphicFramePr>
+            <a:graphic xmlns:a="http://schemas.openxmlformats.org/drawingml/2006/main">
+              <a:graphicData uri="http://schemas.openxmlformats.org/drawingml/2006/picture">
+                <pic:pic xmlns:pic="http://schemas.openxmlformats.org/drawingml/2006/picture">
+                  <pic:nvPicPr>
+                    <pic:cNvPr id="11" name="图片 11"/>
+                    <pic:cNvPicPr>
+                      <a:picLocks noChangeAspect="1"/>
+                    </pic:cNvPicPr>
+                  </pic:nvPicPr>
+                  <pic:blipFill>
+                    <a:blip r:embed="rId10"/>
+                    <a:stretch>
+                      <a:fillRect/>
+                    </a:stretch>
+                  </pic:blipFill>
+                  <pic:spPr>
+                    <a:xfrm>
+                      <a:off x="0" y="0"/>
+                      <a:ext cx="5260975" cy="2538095"/>
+                    </a:xfrm>
+                    <a:prstGeom prst="rect">
+                      <a:avLst/>
+                    </a:prstGeom>
+                    <a:noFill/>
+                    <a:ln>
+                      <a:noFill/>
+                    </a:ln>
+                  </pic:spPr>
+                </pic:pic>
+              </a:graphicData>
+            </a:graphic>
+          </wp:inline>
+        </w:drawing>
+      </w:r>
+    </w:p>
+    <w:p>
+      <w:pPr>
+        <w:widowControl w:val="0"/>
+        <w:numPr>
+          <w:ilvl w:val="0"/>
+          <w:numId w:val="0"/>
+        </w:numPr>
+        <w:ind w:leftChars="0" w:firstLine="420" w:firstLineChars="0"/>
+        <w:jc w:val="both"/>
+        <w:rPr>
+          <w:rFonts w:hint="eastAsia"/>
+          <w:sz w:val="18"/>
+          <w:szCs w:val="21"/>
+          <w:lang w:val="en-US" w:eastAsia="zh-CN"/>
+        </w:rPr>
+      </w:pPr>
+      <w:r>
+        <w:rPr>
+          <w:rFonts w:hint="eastAsia"/>
+          <w:sz w:val="18"/>
+          <w:szCs w:val="21"/>
+          <w:lang w:val="en-US" w:eastAsia="zh-CN"/>
+        </w:rPr>
+        <w:t>Vue员工查询</w:t>
+      </w:r>
+    </w:p>
+    <w:p>
+      <w:pPr>
+        <w:widowControl w:val="0"/>
+        <w:numPr>
+          <w:numId w:val="0"/>
+        </w:numPr>
+        <w:ind w:firstLine="420" w:firstLineChars="0"/>
+        <w:jc w:val="both"/>
+      </w:pPr>
+      <w:r>
+        <w:drawing>
+          <wp:inline distT="0" distB="0" distL="114300" distR="114300">
+            <wp:extent cx="5260975" cy="2538095"/>
+            <wp:effectExtent l="0" t="0" r="12065" b="6985"/>
+            <wp:docPr id="12" name="图片 12"/>
+            <wp:cNvGraphicFramePr>
+              <a:graphicFrameLocks xmlns:a="http://schemas.openxmlformats.org/drawingml/2006/main" noChangeAspect="1"/>
+            </wp:cNvGraphicFramePr>
+            <a:graphic xmlns:a="http://schemas.openxmlformats.org/drawingml/2006/main">
+              <a:graphicData uri="http://schemas.openxmlformats.org/drawingml/2006/picture">
+                <pic:pic xmlns:pic="http://schemas.openxmlformats.org/drawingml/2006/picture">
+                  <pic:nvPicPr>
+                    <pic:cNvPr id="12" name="图片 12"/>
+                    <pic:cNvPicPr>
+                      <a:picLocks noChangeAspect="1"/>
+                    </pic:cNvPicPr>
+                  </pic:nvPicPr>
+                  <pic:blipFill>
+                    <a:blip r:embed="rId11"/>
+                    <a:stretch>
+                      <a:fillRect/>
+                    </a:stretch>
+                  </pic:blipFill>
+                  <pic:spPr>
+                    <a:xfrm>
+                      <a:off x="0" y="0"/>
+                      <a:ext cx="5260975" cy="2538095"/>
+                    </a:xfrm>
+                    <a:prstGeom prst="rect">
+                      <a:avLst/>
+                    </a:prstGeom>
+                    <a:noFill/>
+                    <a:ln>
+                      <a:noFill/>
+                    </a:ln>
+                  </pic:spPr>
+                </pic:pic>
+              </a:graphicData>
+            </a:graphic>
+          </wp:inline>
+        </w:drawing>
+      </w:r>
+    </w:p>
+    <w:p>
+      <w:pPr>
+        <w:widowControl w:val="0"/>
+        <w:numPr>
+          <w:ilvl w:val="0"/>
+          <w:numId w:val="0"/>
+        </w:numPr>
+        <w:ind w:leftChars="0" w:firstLine="420" w:firstLineChars="0"/>
+        <w:jc w:val="both"/>
+        <w:rPr>
+          <w:rFonts w:hint="eastAsia"/>
+          <w:sz w:val="18"/>
+          <w:szCs w:val="21"/>
+          <w:lang w:val="en-US" w:eastAsia="zh-CN"/>
+        </w:rPr>
+      </w:pPr>
+      <w:r>
+        <w:rPr>
+          <w:rFonts w:hint="eastAsia"/>
+          <w:sz w:val="18"/>
+          <w:szCs w:val="21"/>
+          <w:lang w:val="en-US" w:eastAsia="zh-CN"/>
+        </w:rPr>
+        <w:t>Jsp门户导航</w:t>
+      </w:r>
+    </w:p>
+    <w:p>
+      <w:pPr>
+        <w:widowControl w:val="0"/>
+        <w:numPr>
+          <w:numId w:val="0"/>
+        </w:numPr>
+        <w:ind w:firstLine="420" w:firstLineChars="0"/>
+        <w:jc w:val="both"/>
+      </w:pPr>
+      <w:r>
+        <w:drawing>
+          <wp:inline distT="0" distB="0" distL="114300" distR="114300">
+            <wp:extent cx="5260975" cy="2538095"/>
+            <wp:effectExtent l="0" t="0" r="12065" b="6985"/>
+            <wp:docPr id="13" name="图片 13"/>
+            <wp:cNvGraphicFramePr>
+              <a:graphicFrameLocks xmlns:a="http://schemas.openxmlformats.org/drawingml/2006/main" noChangeAspect="1"/>
+            </wp:cNvGraphicFramePr>
+            <a:graphic xmlns:a="http://schemas.openxmlformats.org/drawingml/2006/main">
+              <a:graphicData uri="http://schemas.openxmlformats.org/drawingml/2006/picture">
+                <pic:pic xmlns:pic="http://schemas.openxmlformats.org/drawingml/2006/picture">
+                  <pic:nvPicPr>
+                    <pic:cNvPr id="13" name="图片 13"/>
+                    <pic:cNvPicPr>
+                      <a:picLocks noChangeAspect="1"/>
+                    </pic:cNvPicPr>
+                  </pic:nvPicPr>
+                  <pic:blipFill>
+                    <a:blip r:embed="rId12"/>
+                    <a:stretch>
+                      <a:fillRect/>
+                    </a:stretch>
+                  </pic:blipFill>
+                  <pic:spPr>
+                    <a:xfrm>
+                      <a:off x="0" y="0"/>
+                      <a:ext cx="5260975" cy="2538095"/>
+                    </a:xfrm>
+                    <a:prstGeom prst="rect">
+                      <a:avLst/>
+                    </a:prstGeom>
+                    <a:noFill/>
+                    <a:ln>
+                      <a:noFill/>
+                    </a:ln>
+                  </pic:spPr>
+                </pic:pic>
+              </a:graphicData>
+            </a:graphic>
+          </wp:inline>
+        </w:drawing>
+      </w:r>
+    </w:p>
+    <w:p>
+      <w:pPr>
+        <w:widowControl w:val="0"/>
+        <w:numPr>
+          <w:ilvl w:val="0"/>
+          <w:numId w:val="0"/>
+        </w:numPr>
+        <w:ind w:leftChars="0" w:firstLine="420" w:firstLineChars="0"/>
+        <w:jc w:val="both"/>
+        <w:rPr>
+          <w:rFonts w:hint="eastAsia"/>
+          <w:sz w:val="18"/>
+          <w:szCs w:val="21"/>
+          <w:lang w:val="en-US" w:eastAsia="zh-CN"/>
+        </w:rPr>
+      </w:pPr>
+      <w:r>
+        <w:rPr>
+          <w:rFonts w:hint="eastAsia"/>
+          <w:sz w:val="18"/>
+          <w:szCs w:val="21"/>
+          <w:lang w:val="en-US" w:eastAsia="zh-CN"/>
+        </w:rPr>
+        <w:t>Jsp登录页面</w:t>
+      </w:r>
+    </w:p>
+    <w:p>
+      <w:pPr>
+        <w:widowControl w:val="0"/>
+        <w:numPr>
+          <w:numId w:val="0"/>
+        </w:numPr>
+        <w:ind w:firstLine="420" w:firstLineChars="0"/>
+        <w:jc w:val="both"/>
+        <w:rPr>
+          <w:rFonts w:hint="default"/>
+          <w:lang w:val="en-US" w:eastAsia="zh-CN"/>
+        </w:rPr>
+      </w:pPr>
+      <w:r>
+        <w:drawing>
+          <wp:inline distT="0" distB="0" distL="114300" distR="114300">
+            <wp:extent cx="5260975" cy="2538095"/>
+            <wp:effectExtent l="0" t="0" r="12065" b="6985"/>
+            <wp:docPr id="14" name="图片 14"/>
+            <wp:cNvGraphicFramePr>
+              <a:graphicFrameLocks xmlns:a="http://schemas.openxmlformats.org/drawingml/2006/main" noChangeAspect="1"/>
+            </wp:cNvGraphicFramePr>
+            <a:graphic xmlns:a="http://schemas.openxmlformats.org/drawingml/2006/main">
+              <a:graphicData uri="http://schemas.openxmlformats.org/drawingml/2006/picture">
+                <pic:pic xmlns:pic="http://schemas.openxmlformats.org/drawingml/2006/picture">
+                  <pic:nvPicPr>
+                    <pic:cNvPr id="14" name="图片 14"/>
+                    <pic:cNvPicPr>
+                      <a:picLocks noChangeAspect="1"/>
+                    </pic:cNvPicPr>
+                  </pic:nvPicPr>
+                  <pic:blipFill>
+                    <a:blip r:embed="rId13"/>
+                    <a:stretch>
+                      <a:fillRect/>
+                    </a:stretch>
+                  </pic:blipFill>
+                  <pic:spPr>
+                    <a:xfrm>
+                      <a:off x="0" y="0"/>
+                      <a:ext cx="5260975" cy="2538095"/>
+                    </a:xfrm>
+                    <a:prstGeom prst="rect">
+                      <a:avLst/>
+                    </a:prstGeom>
+                    <a:noFill/>
+                    <a:ln>
+                      <a:noFill/>
+                    </a:ln>
+                  </pic:spPr>
+                </pic:pic>
+              </a:graphicData>
+            </a:graphic>
+          </wp:inline>
+        </w:drawing>
+      </w:r>
+    </w:p>
+    <w:p>
+      <w:pPr>
+        <w:widowControl w:val="0"/>
+        <w:numPr>
+          <w:ilvl w:val="0"/>
+          <w:numId w:val="0"/>
+        </w:numPr>
+        <w:ind w:firstLine="420" w:firstLineChars="0"/>
+        <w:jc w:val="both"/>
+        <w:rPr>
+          <w:rFonts w:hint="eastAsia"/>
+          <w:sz w:val="18"/>
+          <w:szCs w:val="21"/>
+          <w:lang w:val="en-US" w:eastAsia="zh-CN"/>
+        </w:rPr>
+      </w:pPr>
+      <w:r>
+        <w:rPr>
+          <w:rFonts w:hint="eastAsia"/>
+          <w:sz w:val="18"/>
+          <w:szCs w:val="21"/>
+          <w:lang w:val="en-US" w:eastAsia="zh-CN"/>
+        </w:rPr>
+        <w:t>J</w:t>
+      </w:r>
+      <w:r>
+        <w:rPr>
+          <w:rFonts w:hint="eastAsia"/>
+          <w:sz w:val="18"/>
+          <w:szCs w:val="21"/>
+          <w:lang w:val="en-US" w:eastAsia="zh-CN"/>
+        </w:rPr>
+        <w:t>sp注册界面</w:t>
+      </w:r>
+    </w:p>
+    <w:p>
+      <w:pPr>
+        <w:widowControl w:val="0"/>
+        <w:numPr>
+          <w:numId w:val="0"/>
+        </w:numPr>
+        <w:ind w:firstLine="420" w:firstLineChars="0"/>
+        <w:jc w:val="both"/>
+      </w:pPr>
+      <w:r>
+        <w:drawing>
+          <wp:inline distT="0" distB="0" distL="114300" distR="114300">
+            <wp:extent cx="5260975" cy="2538095"/>
+            <wp:effectExtent l="0" t="0" r="12065" b="6985"/>
+            <wp:docPr id="15" name="图片 15"/>
+            <wp:cNvGraphicFramePr>
+              <a:graphicFrameLocks xmlns:a="http://schemas.openxmlformats.org/drawingml/2006/main" noChangeAspect="1"/>
+            </wp:cNvGraphicFramePr>
+            <a:graphic xmlns:a="http://schemas.openxmlformats.org/drawingml/2006/main">
+              <a:graphicData uri="http://schemas.openxmlformats.org/drawingml/2006/picture">
+                <pic:pic xmlns:pic="http://schemas.openxmlformats.org/drawingml/2006/picture">
+                  <pic:nvPicPr>
+                    <pic:cNvPr id="15" name="图片 15"/>
+                    <pic:cNvPicPr>
+                      <a:picLocks noChangeAspect="1"/>
+                    </pic:cNvPicPr>
+                  </pic:nvPicPr>
+                  <pic:blipFill>
+                    <a:blip r:embed="rId14"/>
+                    <a:stretch>
+                      <a:fillRect/>
+                    </a:stretch>
+                  </pic:blipFill>
+                  <pic:spPr>
+                    <a:xfrm>
+                      <a:off x="0" y="0"/>
+                      <a:ext cx="5260975" cy="2538095"/>
+                    </a:xfrm>
+                    <a:prstGeom prst="rect">
+                      <a:avLst/>
+                    </a:prstGeom>
+                    <a:noFill/>
+                    <a:ln>
+                      <a:noFill/>
+                    </a:ln>
+                  </pic:spPr>
+                </pic:pic>
+              </a:graphicData>
+            </a:graphic>
+          </wp:inline>
+        </w:drawing>
+      </w:r>
+    </w:p>
+    <w:p>
+      <w:pPr>
+        <w:widowControl w:val="0"/>
+        <w:numPr>
+          <w:ilvl w:val="0"/>
+          <w:numId w:val="0"/>
+        </w:numPr>
+        <w:ind w:firstLine="420" w:firstLineChars="0"/>
+        <w:jc w:val="both"/>
+        <w:rPr>
+          <w:rFonts w:hint="default"/>
+          <w:sz w:val="18"/>
+          <w:szCs w:val="21"/>
+          <w:lang w:val="en-US" w:eastAsia="zh-CN"/>
+        </w:rPr>
+      </w:pPr>
+      <w:r>
+        <w:rPr>
+          <w:rFonts w:hint="eastAsia"/>
+          <w:sz w:val="18"/>
+          <w:szCs w:val="21"/>
+          <w:lang w:val="en-US" w:eastAsia="zh-CN"/>
+        </w:rPr>
+        <w:t>Jsp管理界面未登录</w:t>
+      </w:r>
+    </w:p>
+    <w:p>
+      <w:pPr>
+        <w:ind w:firstLine="420" w:firstLineChars="0"/>
+      </w:pPr>
+      <w:r>
+        <w:rPr>
+          <w:rFonts w:hint="eastAsia"/>
+          <w:lang w:val="en-US" w:eastAsia="zh-CN"/>
+        </w:rPr>
+        <w:br w:type="page"/>
+      </w:r>
+      <w:r>
+        <w:drawing>
+          <wp:inline distT="0" distB="0" distL="114300" distR="114300">
+            <wp:extent cx="5260975" cy="2538095"/>
+            <wp:effectExtent l="0" t="0" r="12065" b="6985"/>
+            <wp:docPr id="16" name="图片 16"/>
+            <wp:cNvGraphicFramePr>
+              <a:graphicFrameLocks xmlns:a="http://schemas.openxmlformats.org/drawingml/2006/main" noChangeAspect="1"/>
+            </wp:cNvGraphicFramePr>
+            <a:graphic xmlns:a="http://schemas.openxmlformats.org/drawingml/2006/main">
+              <a:graphicData uri="http://schemas.openxmlformats.org/drawingml/2006/picture">
+                <pic:pic xmlns:pic="http://schemas.openxmlformats.org/drawingml/2006/picture">
+                  <pic:nvPicPr>
+                    <pic:cNvPr id="16" name="图片 16"/>
+                    <pic:cNvPicPr>
+                      <a:picLocks noChangeAspect="1"/>
+                    </pic:cNvPicPr>
+                  </pic:nvPicPr>
+                  <pic:blipFill>
+                    <a:blip r:embed="rId15"/>
+                    <a:stretch>
+                      <a:fillRect/>
+                    </a:stretch>
+                  </pic:blipFill>
+                  <pic:spPr>
+                    <a:xfrm>
+                      <a:off x="0" y="0"/>
+                      <a:ext cx="5260975" cy="2538095"/>
+                    </a:xfrm>
+                    <a:prstGeom prst="rect">
+                      <a:avLst/>
+                    </a:prstGeom>
+                    <a:noFill/>
+                    <a:ln>
+                      <a:noFill/>
+                    </a:ln>
+                  </pic:spPr>
+                </pic:pic>
+              </a:graphicData>
+            </a:graphic>
+          </wp:inline>
+        </w:drawing>
+      </w:r>
+    </w:p>
+    <w:p>
+      <w:pPr>
+        <w:widowControl w:val="0"/>
+        <w:numPr>
+          <w:ilvl w:val="0"/>
+          <w:numId w:val="0"/>
+        </w:numPr>
+        <w:ind w:firstLine="420" w:firstLineChars="0"/>
+        <w:jc w:val="both"/>
+        <w:rPr>
+          <w:rFonts w:hint="eastAsia"/>
+          <w:sz w:val="18"/>
+          <w:szCs w:val="21"/>
+          <w:lang w:val="en-US" w:eastAsia="zh-CN"/>
+        </w:rPr>
+      </w:pPr>
+      <w:r>
+        <w:rPr>
+          <w:rFonts w:hint="eastAsia"/>
+          <w:sz w:val="18"/>
+          <w:szCs w:val="21"/>
+          <w:lang w:val="en-US" w:eastAsia="zh-CN"/>
+        </w:rPr>
+        <w:t>Jsp管理界面已登录</w:t>
+      </w:r>
+    </w:p>
+    <w:p>
+      <w:pPr>
+        <w:ind w:firstLine="420" w:firstLineChars="0"/>
+      </w:pPr>
+      <w:r>
+        <w:drawing>
+          <wp:inline distT="0" distB="0" distL="114300" distR="114300">
+            <wp:extent cx="5260975" cy="2538095"/>
+            <wp:effectExtent l="0" t="0" r="12065" b="6985"/>
+            <wp:docPr id="17" name="图片 17"/>
+            <wp:cNvGraphicFramePr>
+              <a:graphicFrameLocks xmlns:a="http://schemas.openxmlformats.org/drawingml/2006/main" noChangeAspect="1"/>
+            </wp:cNvGraphicFramePr>
+            <a:graphic xmlns:a="http://schemas.openxmlformats.org/drawingml/2006/main">
+              <a:graphicData uri="http://schemas.openxmlformats.org/drawingml/2006/picture">
+                <pic:pic xmlns:pic="http://schemas.openxmlformats.org/drawingml/2006/picture">
+                  <pic:nvPicPr>
+                    <pic:cNvPr id="17" name="图片 17"/>
+                    <pic:cNvPicPr>
+                      <a:picLocks noChangeAspect="1"/>
+                    </pic:cNvPicPr>
+                  </pic:nvPicPr>
+                  <pic:blipFill>
+                    <a:blip r:embed="rId16"/>
+                    <a:stretch>
+                      <a:fillRect/>
+                    </a:stretch>
+                  </pic:blipFill>
+                  <pic:spPr>
+                    <a:xfrm>
+                      <a:off x="0" y="0"/>
+                      <a:ext cx="5260975" cy="2538095"/>
+                    </a:xfrm>
+                    <a:prstGeom prst="rect">
+                      <a:avLst/>
+                    </a:prstGeom>
+                    <a:noFill/>
+                    <a:ln>
+                      <a:noFill/>
+                    </a:ln>
+                  </pic:spPr>
+                </pic:pic>
+              </a:graphicData>
+            </a:graphic>
+          </wp:inline>
+        </w:drawing>
+      </w:r>
+    </w:p>
+    <w:p>
+      <w:pPr>
+        <w:widowControl w:val="0"/>
+        <w:numPr>
+          <w:ilvl w:val="0"/>
+          <w:numId w:val="0"/>
+        </w:numPr>
+        <w:ind w:firstLine="420" w:firstLineChars="0"/>
+        <w:jc w:val="both"/>
+        <w:rPr>
+          <w:rFonts w:hint="eastAsia"/>
+          <w:sz w:val="18"/>
+          <w:szCs w:val="21"/>
+          <w:lang w:val="en-US" w:eastAsia="zh-CN"/>
+        </w:rPr>
+      </w:pPr>
+      <w:r>
+        <w:rPr>
+          <w:rFonts w:hint="eastAsia"/>
+          <w:sz w:val="18"/>
+          <w:szCs w:val="21"/>
+          <w:lang w:val="en-US" w:eastAsia="zh-CN"/>
+        </w:rPr>
+        <w:t>Jsp员工查询薪资</w:t>
+      </w:r>
+    </w:p>
+    <w:p>
+      <w:pPr>
+        <w:ind w:firstLine="420" w:firstLineChars="0"/>
+        <w:rPr>
+          <w:rFonts w:hint="default"/>
+          <w:lang w:val="en-US" w:eastAsia="zh-CN"/>
+        </w:rPr>
+      </w:pPr>
+      <w:r>
+        <w:drawing>
+          <wp:inline distT="0" distB="0" distL="114300" distR="114300">
+            <wp:extent cx="5260975" cy="2538095"/>
+            <wp:effectExtent l="0" t="0" r="12065" b="6985"/>
+            <wp:docPr id="18" name="图片 18"/>
+            <wp:cNvGraphicFramePr>
+              <a:graphicFrameLocks xmlns:a="http://schemas.openxmlformats.org/drawingml/2006/main" noChangeAspect="1"/>
+            </wp:cNvGraphicFramePr>
+            <a:graphic xmlns:a="http://schemas.openxmlformats.org/drawingml/2006/main">
+              <a:graphicData uri="http://schemas.openxmlformats.org/drawingml/2006/picture">
+                <pic:pic xmlns:pic="http://schemas.openxmlformats.org/drawingml/2006/picture">
+                  <pic:nvPicPr>
+                    <pic:cNvPr id="18" name="图片 18"/>
+                    <pic:cNvPicPr>
+                      <a:picLocks noChangeAspect="1"/>
+                    </pic:cNvPicPr>
+                  </pic:nvPicPr>
+                  <pic:blipFill>
+                    <a:blip r:embed="rId17"/>
+                    <a:stretch>
+                      <a:fillRect/>
+                    </a:stretch>
+                  </pic:blipFill>
+                  <pic:spPr>
+                    <a:xfrm>
+                      <a:off x="0" y="0"/>
+                      <a:ext cx="5260975" cy="2538095"/>
+                    </a:xfrm>
+                    <a:prstGeom prst="rect">
+                      <a:avLst/>
+                    </a:prstGeom>
+                    <a:noFill/>
+                    <a:ln>
+                      <a:noFill/>
+                    </a:ln>
+                  </pic:spPr>
+                </pic:pic>
+              </a:graphicData>
+            </a:graphic>
+          </wp:inline>
+        </w:drawing>
+      </w:r>
+    </w:p>
+    <w:p>
+      <w:pPr>
+        <w:widowControl w:val="0"/>
+        <w:numPr>
+          <w:numId w:val="0"/>
+        </w:numPr>
+        <w:ind w:firstLine="420" w:firstLineChars="0"/>
+        <w:jc w:val="both"/>
+        <w:rPr>
+          <w:rFonts w:hint="default"/>
+          <w:lang w:val="en-US" w:eastAsia="zh-CN"/>
+        </w:rPr>
+      </w:pPr>
+    </w:p>
+    <w:p>
+      <w:pPr>
+        <w:widowControl w:val="0"/>
+        <w:numPr>
+          <w:numId w:val="0"/>
+        </w:numPr>
+        <w:jc w:val="both"/>
+        <w:rPr>
+          <w:rFonts w:hint="eastAsia"/>
+          <w:lang w:val="en-US" w:eastAsia="zh-CN"/>
+        </w:rPr>
+      </w:pPr>
+      <w:r>
+        <w:rPr>
+          <w:rFonts w:hint="eastAsia"/>
+          <w:lang w:val="en-US" w:eastAsia="zh-CN"/>
+        </w:rPr>
+        <w:t>不足：</w:t>
+      </w:r>
+    </w:p>
+    <w:p>
+      <w:pPr>
+        <w:widowControl w:val="0"/>
+        <w:numPr>
+          <w:ilvl w:val="0"/>
+          <w:numId w:val="1"/>
+        </w:numPr>
+        <w:ind w:left="420" w:leftChars="0" w:hanging="420" w:firstLineChars="0"/>
+        <w:jc w:val="both"/>
+        <w:rPr>
+          <w:rFonts w:hint="default"/>
+          <w:lang w:val="en-US" w:eastAsia="zh-CN"/>
+        </w:rPr>
+      </w:pPr>
+      <w:r>
+        <w:rPr>
+          <w:rFonts w:hint="eastAsia"/>
+          <w:lang w:val="en-US" w:eastAsia="zh-CN"/>
+        </w:rPr>
+        <w:t>不能为了效率而忽略代码健壮性</w:t>
+      </w:r>
+    </w:p>
+    <w:p>
+      <w:pPr>
+        <w:widowControl w:val="0"/>
+        <w:numPr>
+          <w:ilvl w:val="0"/>
+          <w:numId w:val="1"/>
+        </w:numPr>
+        <w:ind w:left="420" w:leftChars="0" w:hanging="420" w:firstLineChars="0"/>
+        <w:jc w:val="both"/>
+        <w:rPr>
+          <w:rFonts w:hint="default"/>
+          <w:lang w:val="en-US" w:eastAsia="zh-CN"/>
+        </w:rPr>
+      </w:pPr>
+      <w:r>
+        <w:rPr>
+          <w:rFonts w:hint="eastAsia"/>
+          <w:lang w:val="en-US" w:eastAsia="zh-CN"/>
+        </w:rPr>
+        <w:t>表单验证的细节需要仔细考虑</w:t>
       </w:r>
     </w:p>
     <w:sectPr>
